--- a/ベビーシッター業務委託契約書_修正版.docx
+++ b/ベビーシッター業務委託契約書_修正版.docx
@@ -137,7 +137,7 @@
         </w:numPr>
       </w:pPr>
       <w:r>
-        <w:t>前項の延長に係る報酬は、〔第4条第1項の月額報酬に含まれるものとする／1時間あたり〔　　　〕円を第4条の報酬とは別に支払う〕。</w:t>
+        <w:t>前項の延長に係る報酬は、第4条第1項の月額報酬に含まれるものとする。</w:t>
       </w:r>
     </w:p>
     <w:p>
@@ -359,7 +359,12 @@
         <w:pStyle w:val="2"/>
       </w:pPr>
       <w:r>
-        <w:t>第10条（解約・解除）</w:t>
+        <w:t>第10条（中途解約の禁止）</w:t>
+      </w:r>
+    </w:p>
+    <w:p>
+      <w:r>
+        <w:t xml:space="preserve">甲および乙は、契約期間中、本契約を解除することができない。ただし、次の場合はこの限りでない。</w:t>
       </w:r>
     </w:p>
     <w:p>
@@ -371,7 +376,7 @@
         </w:numPr>
       </w:pPr>
       <w:r>
-        <w:t>甲および乙は、相手方に対し1か月前までに書面で通知することにより、本契約を解約することができる。ただし、乙の病気・怪我その他やむを得ない事由により本件業務の継続が困難となった場合は、速やかに甲へ通知のうえ、甲乙協議して解約日を定めることができる。</w:t>
+        <w:t>乙の病気・怪我その他やむを得ない事由により業務継続が困難となった場合</w:t>
       </w:r>
     </w:p>
     <w:p>
@@ -383,19 +388,7 @@
         </w:numPr>
       </w:pPr>
       <w:r>
-        <w:t>甲または乙は、相手方が本契約に違反し、相当の期間を定めて催告しても是正されない場合、または本件児童の安全を著しく害する行為があった場合は、直ちに本契約を解除することができる。</w:t>
-      </w:r>
-    </w:p>
-    <w:p>
-      <w:pPr>
-        <w:pStyle w:val="a5"/>
-        <w:numPr>
-          <w:ilvl w:val="0"/>
-          <w:numId w:val="20"/>
-        </w:numPr>
-      </w:pPr>
-      <w:r>
-        <w:t>甲乙双方が書面により合意した場合は、前2項にかかわらず、本契約を終了させることができる。</w:t>
+        <w:t>甲乙双方が書面により合意した場合</w:t>
       </w:r>
     </w:p>
     <w:p>

--- a/ベビーシッター業務委託契約書_修正版.docx
+++ b/ベビーシッター業務委託契約書_修正版.docx
@@ -69,7 +69,7 @@
         </w:numPr>
       </w:pPr>
       <w:r>
-        <w:t>甲の出張等により定例日が日曜日となる場合、甲は事前に乙へ通知し、乙は、既に他の予定がある場合を除き、日曜日の13:00〜18:00に本件業務を行う。</w:t>
+        <w:t>甲の出張等により定例日が日曜日となる場合、甲は事前に乙へ通知し、乙は、既に他の予定がある場合を除き、日曜日の13:00〜18:00に本件業務を行う。日曜日の業務は、甲の配偶者である理紗（以下「甲の配偶者」という）との共同保育を基本とする。</w:t>
       </w:r>
     </w:p>
     <w:p>
@@ -81,7 +81,7 @@
         </w:numPr>
       </w:pPr>
       <w:r>
-        <w:t>乙は、甲乙が協議のうえ合意した場合を除き、定例日の本件業務を必ず実施するものとする。</w:t>
+        <w:t>甲は、定例日の予定を事前に乙へ共有し、乙はこれに基本的に協力する。乙の都合がつかない場合は、速やかに甲または甲の配偶者へ連絡し、甲乙協議のうえ調整する。</w:t>
       </w:r>
     </w:p>
     <w:p>
@@ -93,7 +93,31 @@
         </w:numPr>
       </w:pPr>
       <w:r>
-        <w:t>定例日以外の業務日および業務時間は、甲の配偶者である理紗（以下「甲の配偶者」という）と乙が協議のうえ決定する。</w:t>
+        <w:t>乙は、定例日において、甲に保育上の負担が生じないよう、主として向虹の保育を担当する。由逸については、就寝中その他乙が単独で見守ることができる状況では乙が見守り、乙一人での対応が困難な場合は甲の配偶者が対応する。</w:t>
+      </w:r>
+    </w:p>
+    <w:p>
+      <w:pPr>
+        <w:pStyle w:val="a5"/>
+        <w:numPr>
+          <w:ilvl w:val="0"/>
+          <w:numId w:val="13"/>
+        </w:numPr>
+      </w:pPr>
+      <w:r>
+        <w:t>定例日の業務時間中に、乙が食事の買い出し等のため30分前後外出することは、差し支えない。</w:t>
+      </w:r>
+    </w:p>
+    <w:p>
+      <w:pPr>
+        <w:pStyle w:val="a5"/>
+        <w:numPr>
+          <w:ilvl w:val="0"/>
+          <w:numId w:val="13"/>
+        </w:numPr>
+      </w:pPr>
+      <w:r>
+        <w:t>平日その他定例日以外の業務日および業務時間は、乙の予定を考慮のうえ、甲の配偶者と乙がその都度協議して決定する。平日の業務は、食事・入浴等のお世話および片付けを含み、21時を目安に終了する。</w:t>
       </w:r>
     </w:p>
     <w:p>
@@ -113,7 +137,7 @@
         </w:numPr>
       </w:pPr>
       <w:r>
-        <w:t>甲または甲の配偶者が延長を希望する場合、甲または甲の配偶者は事前に乙へ通知のうえ、第2条の定例日の業務時間を延長し、13:00〜21:00とすることができる。</w:t>
+        <w:t>甲または甲の配偶者が延長を希望する場合、第2条の定例日の業務時間を延長し、13:00〜21:00とすることができる。この場合、甲または甲の配偶者は、原則として1週間前までに乙へ通知する。</w:t>
       </w:r>
     </w:p>
     <w:p>
@@ -201,12 +225,12 @@
         <w:pStyle w:val="2"/>
       </w:pPr>
       <w:r>
-        <w:t>第5条（交通費の別途支給）</w:t>
-      </w:r>
-    </w:p>
-    <w:p>
-      <w:r>
-        <w:t xml:space="preserve">次の場合、甲は乙に対し、電車運賃の実費を前条の報酬とは別に支給する。</w:t>
+        <w:t>第5条（月額報酬に含まれるもの）</w:t>
+      </w:r>
+    </w:p>
+    <w:p>
+      <w:r>
+        <w:t xml:space="preserve">次の各号に係る報酬および乙の交通費は、第4条第1項の月額報酬に含まれるものとし、第6条および第7条に定める場合を除き、別途支払わない。</w:t>
       </w:r>
     </w:p>
     <w:p>
@@ -218,7 +242,7 @@
         </w:numPr>
       </w:pPr>
       <w:r>
-        <w:t>第2条第5項に基づき、定例日（土曜日または日曜日）以外の日に本件業務を行う場合</w:t>
+        <w:t>第2条の定例日の業務（第3条の延長を含む）</w:t>
       </w:r>
     </w:p>
     <w:p>
@@ -230,7 +254,7 @@
         </w:numPr>
       </w:pPr>
       <w:r>
-        <w:t>第11条その他、甲の依頼により定例日以外の日に本件業務を行う場合</w:t>
+        <w:t>第2条第7項に基づく平日その他定例日以外の業務</w:t>
       </w:r>
     </w:p>
     <w:p>
@@ -242,7 +266,7 @@
         </w:numPr>
       </w:pPr>
       <w:r>
-        <w:t>甲の都合により、平日に乙へ指定場所への来訪を依頼した場合</w:t>
+        <w:t>第11条に基づく業務（記念日、学校説明会、考査当日、由逸のお迎え等）</w:t>
       </w:r>
     </w:p>
     <w:p>
@@ -250,7 +274,7 @@
         <w:pStyle w:val="2"/>
       </w:pPr>
       <w:r>
-        <w:t>第6条（短期旅行時の業務）</w:t>
+        <w:t>第6条（宿泊を伴う預かり）</w:t>
       </w:r>
     </w:p>
     <w:p>
@@ -262,7 +286,7 @@
         </w:numPr>
       </w:pPr>
       <w:r>
-        <w:t>甲が依頼する短期旅行への同行および保育業務については、本件児童2名分として1日30,000円を第4条の報酬とは別に支払う。</w:t>
+        <w:t>甲が本件児童2名を乙に宿泊を伴って預ける場合（以下「宿泊預かり」という）は、1泊につき〔30,000円〕を第4条の報酬とは別に支払う。</w:t>
       </w:r>
     </w:p>
     <w:p>
@@ -274,7 +298,7 @@
         </w:numPr>
       </w:pPr>
       <w:r>
-        <w:t>前項の旅行に要する乙の交通費、宿泊費、食費その他の実費は、甲の負担とする。</w:t>
+        <w:t>宿泊預かりの日時および条件は、事前に甲乙協議のうえ定める。</w:t>
       </w:r>
     </w:p>
     <w:p>
@@ -282,12 +306,31 @@
         <w:pStyle w:val="2"/>
       </w:pPr>
       <w:r>
-        <w:t>第7条（甲都合による休業）</w:t>
-      </w:r>
-    </w:p>
-    <w:p>
-      <w:r>
-        <w:t xml:space="preserve">甲の都合により、平日に乙へ休業を依頼した日については、1日につき〔本件児童1人あたり5,000円〕を第4条の報酬とは別に支払う。</w:t>
+        <w:t>第7条（平日休業時の報酬）</w:t>
+      </w:r>
+    </w:p>
+    <w:p>
+      <w:pPr>
+        <w:pStyle w:val="a5"/>
+        <w:numPr>
+          <w:ilvl w:val="0"/>
+          <w:numId w:val="18"/>
+        </w:numPr>
+      </w:pPr>
+      <w:r>
+        <w:t>甲の依頼により、乙が平日に仕事を休んで本件業務を行った日については、1日につき〔本件児童1人あたり5,000円〕を第4条の報酬とは別に支払う。</w:t>
+      </w:r>
+    </w:p>
+    <w:p>
+      <w:pPr>
+        <w:pStyle w:val="a5"/>
+        <w:numPr>
+          <w:ilvl w:val="0"/>
+          <w:numId w:val="18"/>
+        </w:numPr>
+      </w:pPr>
+      <w:r>
+        <w:t>前項は、事前に甲または甲の配偶者が乙の休業を依頼し、または承諾した場合に限る。</w:t>
       </w:r>
     </w:p>
     <w:p>
@@ -299,27 +342,8 @@
       </w:r>
     </w:p>
     <w:p>
-      <w:pPr>
-        <w:pStyle w:val="a5"/>
-        <w:numPr>
-          <w:ilvl w:val="0"/>
-          <w:numId w:val="18"/>
-        </w:numPr>
-      </w:pPr>
-      <w:r>
-        <w:t>海外旅行その他の長期旅行時の業務および報酬は、甲乙協議のうえ定める。</w:t>
-      </w:r>
-    </w:p>
-    <w:p>
-      <w:pPr>
-        <w:pStyle w:val="a5"/>
-        <w:numPr>
-          <w:ilvl w:val="0"/>
-          <w:numId w:val="18"/>
-        </w:numPr>
-      </w:pPr>
-      <w:r>
-        <w:t>1週間の旅行の場合、当該週は通常のベビーシッター業務が発生しないため、第6条の旅行報酬（1日30,000円×日数）から月額報酬の4分の1（55,000円）を控除した額を支払う。</w:t>
+      <w:r>
+        <w:t xml:space="preserve">海外旅行その他の長期旅行時の業務および報酬は、その都度甲乙協議のうえ定める。</w:t>
       </w:r>
     </w:p>
     <w:p>
@@ -400,8 +424,51 @@
       </w:r>
     </w:p>
     <w:p>
-      <w:r>
-        <w:t xml:space="preserve">甲は、2026年12月24日または甲が指定する日（以下「記念日」という）について、乙に本件児童2名の保育を依頼し、乙はこれを承諾する。ただし、記念日の18時以降の時間は、第3条第2項の延長回数に含まれるものとする。</w:t>
+      <w:pPr>
+        <w:pStyle w:val="a5"/>
+        <w:numPr>
+          <w:ilvl w:val="0"/>
+          <w:numId w:val="21"/>
+        </w:numPr>
+      </w:pPr>
+      <w:r>
+        <w:t>甲は、2026年12月24日または甲が指定する日（以下「記念日」という）について、乙に本件児童2名の保育を依頼し、乙はこれを承諾する。ただし、記念日の18時以降の時間は、第3条第2項の延長回数に含まれるものとする。</w:t>
+      </w:r>
+    </w:p>
+    <w:p>
+      <w:pPr>
+        <w:pStyle w:val="a5"/>
+        <w:numPr>
+          <w:ilvl w:val="0"/>
+          <w:numId w:val="21"/>
+        </w:numPr>
+      </w:pPr>
+      <w:r>
+        <w:t>乙は、向虹の受験に関する学校説明会および考査当日については、あらかじめ甲から日程の共有を受けたうえで、本件児童の保育を必ず行う。</w:t>
+      </w:r>
+    </w:p>
+    <w:p>
+      <w:pPr>
+        <w:pStyle w:val="a5"/>
+        <w:numPr>
+          <w:ilvl w:val="0"/>
+          <w:numId w:val="21"/>
+        </w:numPr>
+      </w:pPr>
+      <w:r>
+        <w:t>前項以外の塾、模試、面談その他受験に関する予定のための保育については、乙の予定を優先し、甲乙協議のうえ調整する。</w:t>
+      </w:r>
+    </w:p>
+    <w:p>
+      <w:pPr>
+        <w:pStyle w:val="a5"/>
+        <w:numPr>
+          <w:ilvl w:val="0"/>
+          <w:numId w:val="21"/>
+        </w:numPr>
+      </w:pPr>
+      <w:r>
+        <w:t>向虹の受験等のため、甲または甲の配偶者から由逸の保育園等へのお迎えを依頼された場合、乙は、協議のうえこれに対応する。</w:t>
       </w:r>
     </w:p>
     <w:p>
@@ -417,7 +484,7 @@
         <w:pStyle w:val="a5"/>
         <w:numPr>
           <w:ilvl w:val="0"/>
-          <w:numId w:val="21"/>
+          <w:numId w:val="22"/>
         </w:numPr>
       </w:pPr>
       <w:r>
@@ -429,7 +496,7 @@
         <w:pStyle w:val="a5"/>
         <w:numPr>
           <w:ilvl w:val="0"/>
-          <w:numId w:val="21"/>
+          <w:numId w:val="22"/>
         </w:numPr>
       </w:pPr>
       <w:r>
@@ -441,7 +508,7 @@
         <w:pStyle w:val="a5"/>
         <w:numPr>
           <w:ilvl w:val="0"/>
-          <w:numId w:val="21"/>
+          <w:numId w:val="22"/>
         </w:numPr>
       </w:pPr>
       <w:r>
@@ -453,7 +520,7 @@
         <w:pStyle w:val="a5"/>
         <w:numPr>
           <w:ilvl w:val="0"/>
-          <w:numId w:val="21"/>
+          <w:numId w:val="22"/>
         </w:numPr>
       </w:pPr>
       <w:r>
@@ -478,7 +545,7 @@
         <w:pStyle w:val="a5"/>
         <w:numPr>
           <w:ilvl w:val="0"/>
-          <w:numId w:val="22"/>
+          <w:numId w:val="23"/>
         </w:numPr>
       </w:pPr>
       <w:r>
@@ -490,7 +557,7 @@
         <w:pStyle w:val="a5"/>
         <w:numPr>
           <w:ilvl w:val="0"/>
-          <w:numId w:val="22"/>
+          <w:numId w:val="23"/>
         </w:numPr>
       </w:pPr>
       <w:r>
@@ -502,7 +569,7 @@
         <w:pStyle w:val="a5"/>
         <w:numPr>
           <w:ilvl w:val="0"/>
-          <w:numId w:val="22"/>
+          <w:numId w:val="23"/>
         </w:numPr>
       </w:pPr>
       <w:r>
@@ -514,7 +581,7 @@
         <w:pStyle w:val="a5"/>
         <w:numPr>
           <w:ilvl w:val="0"/>
-          <w:numId w:val="22"/>
+          <w:numId w:val="23"/>
         </w:numPr>
       </w:pPr>
       <w:r>
@@ -526,7 +593,7 @@
         <w:pStyle w:val="a5"/>
         <w:numPr>
           <w:ilvl w:val="0"/>
-          <w:numId w:val="22"/>
+          <w:numId w:val="23"/>
         </w:numPr>
       </w:pPr>
       <w:r>
@@ -559,7 +626,7 @@
         <w:pStyle w:val="a5"/>
         <w:numPr>
           <w:ilvl w:val="0"/>
-          <w:numId w:val="23"/>
+          <w:numId w:val="24"/>
         </w:numPr>
       </w:pPr>
       <w:r>
@@ -571,7 +638,7 @@
         <w:pStyle w:val="a5"/>
         <w:numPr>
           <w:ilvl w:val="0"/>
-          <w:numId w:val="23"/>
+          <w:numId w:val="24"/>
         </w:numPr>
       </w:pPr>
       <w:r>
@@ -617,7 +684,7 @@
         <w:pStyle w:val="a5"/>
         <w:numPr>
           <w:ilvl w:val="0"/>
-          <w:numId w:val="24"/>
+          <w:numId w:val="25"/>
         </w:numPr>
       </w:pPr>
       <w:r>
@@ -629,7 +696,7 @@
         <w:pStyle w:val="a5"/>
         <w:numPr>
           <w:ilvl w:val="0"/>
-          <w:numId w:val="24"/>
+          <w:numId w:val="25"/>
         </w:numPr>
       </w:pPr>
       <w:r>
@@ -641,7 +708,7 @@
         <w:pStyle w:val="a5"/>
         <w:numPr>
           <w:ilvl w:val="0"/>
-          <w:numId w:val="24"/>
+          <w:numId w:val="25"/>
         </w:numPr>
       </w:pPr>
       <w:r>
@@ -1007,6 +1074,12 @@
     </w:lvlOverride>
   </w:num>
   <w:num w:numId="24">
+    <w:abstractNumId w:val="0"/>
+    <w:lvlOverride w:ilvl="0">
+      <w:startOverride w:val="1"/>
+    </w:lvlOverride>
+  </w:num>
+  <w:num w:numId="25">
     <w:abstractNumId w:val="0"/>
     <w:lvlOverride w:ilvl="0">
       <w:startOverride w:val="1"/>

--- a/ベビーシッター業務委託契約書_修正版.docx
+++ b/ベビーシッター業務委託契約書_修正版.docx
@@ -12,7 +12,7 @@
     </w:p>
     <w:p>
       <w:r>
-        <w:t xml:space="preserve">中野邦人（以下「甲」という）と〔氏名〕（以下「乙」という）は、甲の子である向虹および由逸（以下「本件児童」という）の保育業務（以下「本件業務」という）について、次のとおり業務委託契約（以下「本契約」という）を締結する。</w:t>
+        <w:t xml:space="preserve">中野邦人（以下「甲」という）と堀田由佳（以下「乙」という）は、甲の子である向虹および由逸（以下「本件児童」という）の保育業務（以下「本件業務」という）について、次のとおり業務委託契約（以下「本契約」という）を締結する。</w:t>
       </w:r>
     </w:p>
     <w:p>
@@ -105,7 +105,7 @@
         </w:numPr>
       </w:pPr>
       <w:r>
-        <w:t>定例日の業務時間中に、乙が食事の買い出し等のため30分前後外出することは、差し支えない。</w:t>
+        <w:t>乙は、定例日の業務時間中、指定場所から外出しないものとする。</w:t>
       </w:r>
     </w:p>
     <w:p>
@@ -274,7 +274,7 @@
         <w:pStyle w:val="2"/>
       </w:pPr>
       <w:r>
-        <w:t>第6条（宿泊を伴う預かり）</w:t>
+        <w:t>第6条（短期の宿泊を伴う預かり）</w:t>
       </w:r>
     </w:p>
     <w:p>
@@ -286,7 +286,7 @@
         </w:numPr>
       </w:pPr>
       <w:r>
-        <w:t>甲が本件児童2名を乙に宿泊を伴って預ける場合（以下「宿泊預かり」という）は、1泊につき〔30,000円〕を第4条の報酬とは別に支払う。</w:t>
+        <w:t>甲が本件児童2名を乙に短期の宿泊を伴って預ける場合（以下「宿泊預かり」という）は、本件児童2名分として1泊につき30,000円を第4条の報酬とは別に支払う。</w:t>
       </w:r>
     </w:p>
     <w:p>
@@ -318,7 +318,7 @@
         </w:numPr>
       </w:pPr>
       <w:r>
-        <w:t>甲の依頼により、乙が平日に仕事を休んで本件業務を行った日については、1日につき〔本件児童1人あたり5,000円〕を第4条の報酬とは別に支払う。</w:t>
+        <w:t>甲の依頼により、乙が平日に仕事を休んで本件業務を行った日については、1日につき本件児童1人あたり5,000円を第4条の報酬とは別に支払う。</w:t>
       </w:r>
     </w:p>
     <w:p>
@@ -755,7 +755,7 @@
     </w:p>
     <w:p>
       <w:r>
-        <w:t xml:space="preserve">　　氏名：〔　　　　　　　　〕　印</w:t>
+        <w:t xml:space="preserve">　　氏名：堀田由佳　　　　　　　印</w:t>
       </w:r>
     </w:p>
     <w:sectPr>

--- a/ベビーシッター業務委託契約書_修正版.docx
+++ b/ベビーシッター業務委託契約書_修正版.docx
@@ -5,6 +5,7 @@
     <w:p>
       <w:pPr>
         <w:pStyle w:val="1"/>
+        <w:jc w:val="center"/>
       </w:pPr>
       <w:r>
         <w:t>ベビーシッター業務委託契約書</w:t>
@@ -12,7 +13,10 @@
     </w:p>
     <w:p>
       <w:r>
-        <w:t xml:space="preserve">中野邦人（以下「甲」という）と堀田由佳（以下「乙」という）は、甲の子である向虹および由逸（以下「本件児童」という）の保育業務（以下「本件業務」という）について、次のとおり業務委託契約（以下「本契約」という）を締結する。</w:t>
+        <w:rPr>
+          <w:rFonts w:hint="eastAsia"/>
+        </w:rPr>
+        <w:t xml:space="preserve">株式会社スペースバンク（以下「甲」という）と堀田由佳（以下「乙」という）は、甲の代表取締役である中野邦人（以下「代表者」という）の子である向虹および由逸（以下「本件児童」という）の保育業務（以下「本件業務」という）について、次のとおり業務委託契約（以下「本契約」という）を締結する。</w:t>
       </w:r>
     </w:p>
     <w:p>
@@ -45,7 +49,7 @@
         </w:numPr>
       </w:pPr>
       <w:r>
-        <w:t>乙は、毎週末のうち甲が本件児童と過ごす日（以下「定例日」という）の13:00〜18:00、指定場所にて本件業務を行う。</w:t>
+        <w:t xml:space="preserve">乙は、毎週末のうち代表者が本件児童と過ごす日（以下「定例日」という）の13:00〜18:00、指定場所にて本件業務を行う。</w:t>
       </w:r>
     </w:p>
     <w:p>
@@ -57,7 +61,7 @@
         </w:numPr>
       </w:pPr>
       <w:r>
-        <w:t>定例日は、原則として土曜日とする。</w:t>
+        <w:t xml:space="preserve">定例日は、原則として土曜日とする。定例日以外の週末の日（原則として日曜日）の業務は、代表者の配偶者である理紗（以下「代表者の配偶者」という）との共同保育を基本とする。</w:t>
       </w:r>
     </w:p>
     <w:p>
@@ -69,7 +73,7 @@
         </w:numPr>
       </w:pPr>
       <w:r>
-        <w:t>甲の出張等により定例日が日曜日となる場合、甲は事前に乙へ通知し、乙は、既に他の予定がある場合を除き、日曜日の13:00〜18:00に本件業務を行う。日曜日の業務は、甲の配偶者である理紗（以下「甲の配偶者」という）との共同保育を基本とする。</w:t>
+        <w:t xml:space="preserve">代表者の出張等により定例日が日曜日となる場合、甲は事前に乙へ通知し、乙は、既に他の予定がある場合を除き、日曜日の13:00〜18:00に本件業務を行う。この場合、土曜日の業務は、代表者の配偶者との共同保育とする。</w:t>
       </w:r>
     </w:p>
     <w:p>
@@ -81,7 +85,7 @@
         </w:numPr>
       </w:pPr>
       <w:r>
-        <w:t>甲は、定例日の予定を事前に乙へ共有し、乙はこれに基本的に協力する。乙の都合がつかない場合は、速やかに甲または甲の配偶者へ連絡し、甲乙協議のうえ調整する。</w:t>
+        <w:t xml:space="preserve">甲は、定例日の予定を事前に乙へ共有し、乙はこれに基本的に協力する。乙の都合がつかない場合は、速やかに代表者または代表者の配偶者へ連絡し、甲乙協議のうえ調整する。</w:t>
       </w:r>
     </w:p>
     <w:p>
@@ -93,7 +97,7 @@
         </w:numPr>
       </w:pPr>
       <w:r>
-        <w:t>乙は、定例日において、甲に保育上の負担が生じないよう、主として向虹の保育を担当する。由逸については、就寝中その他乙が単独で見守ることができる状況では乙が見守り、乙一人での対応が困難な場合は甲の配偶者が対応する。</w:t>
+        <w:t xml:space="preserve">乙は、定例日において、代表者に保育上の負担が生じないよう、主として向虹の保育を担当する。由逸については、就寝中その他乙が単独で見守ることができる状況では乙が見守り、乙一人での対応が困難な場合は代表者の配偶者が対応する。</w:t>
       </w:r>
     </w:p>
     <w:p>
@@ -117,7 +121,7 @@
         </w:numPr>
       </w:pPr>
       <w:r>
-        <w:t>平日その他定例日以外の業務日および業務時間は、乙の予定を考慮のうえ、甲の配偶者と乙がその都度協議して決定する。平日の業務は、食事・入浴等のお世話および片付けを含み、21時を目安に終了する。</w:t>
+        <w:t xml:space="preserve">平日その他定例日以外の業務日および業務時間は、乙の予定を考慮のうえ、代表者の配偶者と乙がその都度協議して決定する。平日の業務は、食事・入浴等のお世話および片付けを含み、21時を目安に終了する。</w:t>
       </w:r>
     </w:p>
     <w:p>
@@ -125,6 +129,7 @@
         <w:pStyle w:val="2"/>
       </w:pPr>
       <w:r>
+        <w:lastRenderedPageBreak/>
         <w:t>第3条（定例日の時間延長）</w:t>
       </w:r>
     </w:p>
@@ -137,7 +142,7 @@
         </w:numPr>
       </w:pPr>
       <w:r>
-        <w:t>甲または甲の配偶者が延長を希望する場合、第2条の定例日の業務時間を延長し、13:00〜21:00とすることができる。この場合、甲または甲の配偶者は、原則として1週間前までに乙へ通知する。</w:t>
+        <w:t xml:space="preserve">代表者または代表者の配偶者が延長を希望する場合、第2条の定例日の業務時間を延長し、13:00〜21:00とすることができる。この場合、代表者または代表者の配偶者は、原則として1週間前までに乙へ通知する。</w:t>
       </w:r>
     </w:p>
     <w:p>
@@ -230,7 +235,7 @@
     </w:p>
     <w:p>
       <w:r>
-        <w:t xml:space="preserve">次の各号に係る報酬および乙の交通費は、第4条第1項の月額報酬に含まれるものとし、第6条および第7条に定める場合を除き、別途支払わない。</w:t>
+        <w:t>次の各号に係る報酬および乙の交通費は、第4条第1項の月額報酬に含まれるものとし、第6条および第7条に定める場合を除き、別途支払わない。</w:t>
       </w:r>
     </w:p>
     <w:p>
@@ -266,7 +271,7 @@
         </w:numPr>
       </w:pPr>
       <w:r>
-        <w:t>第11条に基づく業務（記念日、学校説明会、考査当日、由逸のお迎え等）</w:t>
+        <w:t>第11条に基づく業務（記念日、学校説明会、考査当日、お迎え等）</w:t>
       </w:r>
     </w:p>
     <w:p>
@@ -286,7 +291,7 @@
         </w:numPr>
       </w:pPr>
       <w:r>
-        <w:t>甲が本件児童2名を乙に短期の宿泊を伴って預ける場合（以下「宿泊預かり」という）は、本件児童2名分として1泊につき30,000円を第4条の報酬とは別に支払う。</w:t>
+        <w:t xml:space="preserve">甲の依頼により乙が本件児童2名を短期の宿泊を伴って預かる場合（以下「宿泊預かり」という）は、本件児童2名分として1泊につき30,000円を第4条の報酬とは別に支払う。</w:t>
       </w:r>
     </w:p>
     <w:p>
@@ -330,7 +335,7 @@
         </w:numPr>
       </w:pPr>
       <w:r>
-        <w:t>前項は、事前に甲または甲の配偶者が乙の休業を依頼し、または承諾した場合に限る。</w:t>
+        <w:t xml:space="preserve">前項は、事前に代表者または代表者の配偶者が乙の休業を依頼し、または承諾した場合に限る。</w:t>
       </w:r>
     </w:p>
     <w:p>
@@ -343,7 +348,7 @@
     </w:p>
     <w:p>
       <w:r>
-        <w:t xml:space="preserve">海外旅行その他の長期旅行時の業務および報酬は、その都度甲乙協議のうえ定める。</w:t>
+        <w:t>海外旅行その他の長期旅行時の業務および報酬は、その都度甲乙協議のうえ定める。</w:t>
       </w:r>
     </w:p>
     <w:p>
@@ -388,7 +393,7 @@
     </w:p>
     <w:p>
       <w:r>
-        <w:t xml:space="preserve">甲および乙は、契約期間中、本契約を解除することができない。ただし、次の場合はこの限りでない。</w:t>
+        <w:t>甲および乙は、契約期間中、本契約を解除することができない。ただし、次の場合はこの限りでない。</w:t>
       </w:r>
     </w:p>
     <w:p>
@@ -468,7 +473,7 @@
         </w:numPr>
       </w:pPr>
       <w:r>
-        <w:t>向虹の受験等のため、甲または甲の配偶者から由逸の保育園等へのお迎えを依頼された場合、乙は、協議のうえこれに対応する。</w:t>
+        <w:t xml:space="preserve">向虹の受験等のため、代表者または代表者の配偶者から本件児童の保育園等へのお迎えを依頼された場合、乙は、協議のうえこれに対応する。</w:t>
       </w:r>
     </w:p>
     <w:p>
@@ -500,7 +505,7 @@
         </w:numPr>
       </w:pPr>
       <w:r>
-        <w:t>乙は、本件児童に体調不良・怪我等が生じた場合は、直ちに甲または甲の配偶者へ連絡する。</w:t>
+        <w:t xml:space="preserve">乙は、本件児童に体調不良・怪我等が生じた場合は、直ちに代表者または代表者の配偶者へ連絡する。</w:t>
       </w:r>
     </w:p>
     <w:p>
@@ -512,7 +517,7 @@
         </w:numPr>
       </w:pPr>
       <w:r>
-        <w:t>緊急時は、乙の判断で本件児童を医療機関に受診させ、または救急要請をすることができ、その費用は甲が負担する。この場合、乙は速やかに甲または甲の配偶者へ連絡する。</w:t>
+        <w:t xml:space="preserve">緊急時は、乙の判断で本件児童を医療機関に受診させ、または救急要請をすることができ、その費用は甲が負担する。この場合、乙は速やかに代表者または代表者の配偶者へ連絡する。</w:t>
       </w:r>
     </w:p>
     <w:p>
@@ -524,7 +529,7 @@
         </w:numPr>
       </w:pPr>
       <w:r>
-        <w:t>乙は、自らの体調不良、感染症の罹患またはそのおそれがある場合、本件児童への感染を防ぐため、速やかに甲または甲の配偶者へ連絡し、その指示に従う。</w:t>
+        <w:t xml:space="preserve">乙は、自らの体調不良、感染症の罹患またはそのおそれがある場合、本件児童への感染を防ぐため、速やかに代表者または代表者の配偶者へ連絡し、その指示に従う。</w:t>
       </w:r>
     </w:p>
     <w:p>
@@ -537,7 +542,7 @@
     </w:p>
     <w:p>
       <w:r>
-        <w:t xml:space="preserve">乙は、本件業務の遂行にあたり、次の行為をしてはならない。</w:t>
+        <w:t>乙は、本件業務の遂行にあたり、次の行為をしてはならない。</w:t>
       </w:r>
     </w:p>
     <w:p>
@@ -561,7 +566,7 @@
         </w:numPr>
       </w:pPr>
       <w:r>
-        <w:t>甲または甲の配偶者の事前の承諾なく、本件児童を指定場所外へ連れ出すこと</w:t>
+        <w:t xml:space="preserve">代表者または代表者の配偶者の事前の承諾なく、本件児童を指定場所外へ連れ出すこと</w:t>
       </w:r>
     </w:p>
     <w:p>
@@ -610,7 +615,7 @@
     </w:p>
     <w:p>
       <w:r>
-        <w:t xml:space="preserve">乙は、本件業務により知り得た甲およびその家族に関する情報（個人情報および指定場所に関する情報を含む）を、第三者に開示または漏洩せず、本契約の目的以外に使用してはならない。本契約の終了後も同様とする。</w:t>
+        <w:t xml:space="preserve">乙は、本件業務により知り得た甲、代表者およびその家族に関する情報（個人情報および指定場所に関する情報を含む）を、第三者に開示または漏洩せず、本契約の目的以外に使用してはならない。本契約の終了後も同様とする。</w:t>
       </w:r>
     </w:p>
     <w:p>
@@ -622,28 +627,17 @@
       </w:r>
     </w:p>
     <w:p>
-      <w:pPr>
-        <w:pStyle w:val="a5"/>
-        <w:numPr>
-          <w:ilvl w:val="0"/>
-          <w:numId w:val="24"/>
-        </w:numPr>
-      </w:pPr>
-      <w:r>
-        <w:t>乙は、故意または過失により甲または本件児童に損害を与えた場合、その損害を賠償する責任を負う。</w:t>
-      </w:r>
-    </w:p>
-    <w:p>
-      <w:pPr>
-        <w:pStyle w:val="a5"/>
-        <w:numPr>
-          <w:ilvl w:val="0"/>
-          <w:numId w:val="24"/>
-        </w:numPr>
-      </w:pPr>
-      <w:r>
-        <w:t>乙は、ベビーシッター賠償責任保険等に加入するよう努める。</w:t>
-      </w:r>
+      <w:r>
+        <w:t xml:space="preserve">乙は、故意または重過失により甲、代表者または本件児童に損害を与えた場合、その損害を賠償する責任を負う。</w:t>
+      </w:r>
+    </w:p>
+    <w:p>
+      <w:pPr>
+        <w:ind w:left="360"/>
+        <w:rPr>
+          <w:rFonts w:hint="eastAsia"/>
+        </w:rPr>
+      </w:pPr>
     </w:p>
     <w:p>
       <w:pPr>
@@ -655,7 +649,7 @@
     </w:p>
     <w:p>
       <w:r>
-        <w:t xml:space="preserve">本契約は、乙が独立した立場で本件業務を行う業務委託契約であり、甲乙間に雇用関係は生じない。乙は、自己の責任において、所得税、社会保険料その他の公租公課を負担する。</w:t>
+        <w:t>本契約は、乙が独立した立場で本件業務を行う業務委託契約であり、甲乙間に雇用関係は生じない。</w:t>
       </w:r>
     </w:p>
     <w:p>
@@ -663,12 +657,13 @@
         <w:pStyle w:val="2"/>
       </w:pPr>
       <w:r>
+        <w:lastRenderedPageBreak/>
         <w:t>第17条（反社会的勢力の排除）</w:t>
       </w:r>
     </w:p>
     <w:p>
       <w:r>
-        <w:t xml:space="preserve">甲および乙は、自らが暴力団、暴力団員、その他反社会的勢力に該当せず、将来にわたっても該当しないことを相互に表明し、保証する。相手方がこれに違反した場合、甲または乙は、催告なく直ちに本契約を解除することができる。</w:t>
+        <w:t>甲および乙は、自らが暴力団、暴力団員、その他反社会的勢力に該当せず、将来にわたっても該当しないことを相互に表明し、保証する。相手方がこれに違反した場合、甲または乙は、催告なく直ちに本契約を解除することができる。</w:t>
       </w:r>
     </w:p>
     <w:p>
@@ -688,7 +683,7 @@
         </w:numPr>
       </w:pPr>
       <w:r>
-        <w:t>本契約は甲乙の信頼関係に基づくものであり、業務の日時・内容その他の運用については、甲乙（甲の配偶者を含む）が適宜相談のうえ、柔軟に決めるものとする。</w:t>
+        <w:t xml:space="preserve">本契約は甲乙の信頼関係に基づくものであり、業務の日時・内容その他の運用については、甲（代表者および代表者の配偶者を含む）および乙が適宜相談のうえ、柔軟に決めるものとする。</w:t>
       </w:r>
     </w:p>
     <w:p>
@@ -725,32 +720,58 @@
     </w:p>
     <w:p>
       <w:r>
-        <w:t xml:space="preserve">本契約に関して紛争が生じた場合は、東京地方裁判所を第一審の専属的合意管轄裁判所とする。</w:t>
-      </w:r>
-    </w:p>
-    <w:p>
-      <w:r>
-        <w:t xml:space="preserve">本契約の成立を証するため、本書2通を作成し、甲乙記名押印のうえ、各1通を保有する。</w:t>
-      </w:r>
-    </w:p>
-    <w:p>
-      <w:r>
-        <w:t xml:space="preserve">〔　　〕年〔　〕月〔　〕日</w:t>
-      </w:r>
-    </w:p>
-    <w:p>
-      <w:r>
-        <w:t xml:space="preserve">甲　住所：〔　　　　　　　　〕</w:t>
-      </w:r>
-    </w:p>
-    <w:p>
-      <w:r>
-        <w:t xml:space="preserve">　　氏名：中野邦人　　　　　　　印</w:t>
-      </w:r>
-    </w:p>
-    <w:p>
-      <w:r>
-        <w:t xml:space="preserve">乙　住所：〔　　　　　　　　〕</w:t>
+        <w:t>本契約に関して紛争が生じた場合は、東京地方裁判所を第一審の専属的合意管轄裁判所とする。</w:t>
+      </w:r>
+    </w:p>
+    <w:p>
+      <w:r>
+        <w:t>本契約の成立を証するため、本書2通を作成し、甲乙記名押印のうえ、各1通を保有する。</w:t>
+      </w:r>
+    </w:p>
+    <w:p>
+      <w:r>
+        <w:rPr>
+          <w:rFonts w:hint="eastAsia"/>
+        </w:rPr>
+        <w:t>2026</w:t>
+      </w:r>
+      <w:r>
+        <w:t>年</w:t>
+      </w:r>
+      <w:r>
+        <w:rPr>
+          <w:rFonts w:hint="eastAsia"/>
+        </w:rPr>
+        <w:t>10</w:t>
+      </w:r>
+      <w:r>
+        <w:t>月〔　〕日</w:t>
+      </w:r>
+    </w:p>
+    <w:p>
+      <w:r>
+        <w:t xml:space="preserve">甲　所在地：東京都港区赤坂9-7-7-1211</w:t>
+      </w:r>
+    </w:p>
+    <w:p>
+      <w:r>
+        <w:t xml:space="preserve">　　名称：株式会社スペースバンク</w:t>
+      </w:r>
+    </w:p>
+    <w:p>
+      <w:pPr>
+        <w:ind w:firstLineChars="500" w:firstLine="1100"/>
+      </w:pPr>
+      <w:r>
+        <w:rPr>
+          <w:rFonts w:hint="eastAsia"/>
+        </w:rPr>
+        <w:t xml:space="preserve">　　代表取締役　中野邦人　　　　印</w:t>
+      </w:r>
+    </w:p>
+    <w:p>
+      <w:r>
+        <w:t>乙　住所：〔　　　　　　　　〕</w:t>
       </w:r>
     </w:p>
     <w:p>
@@ -1007,79 +1028,79 @@
   <w:num w:numId="12" w16cid:durableId="77679408">
     <w:abstractNumId w:val="1"/>
   </w:num>
-  <w:num w:numId="13">
-    <w:abstractNumId w:val="0"/>
-    <w:lvlOverride w:ilvl="0">
-      <w:startOverride w:val="1"/>
-    </w:lvlOverride>
-  </w:num>
-  <w:num w:numId="14">
-    <w:abstractNumId w:val="0"/>
-    <w:lvlOverride w:ilvl="0">
-      <w:startOverride w:val="1"/>
-    </w:lvlOverride>
-  </w:num>
-  <w:num w:numId="15">
-    <w:abstractNumId w:val="0"/>
-    <w:lvlOverride w:ilvl="0">
-      <w:startOverride w:val="1"/>
-    </w:lvlOverride>
-  </w:num>
-  <w:num w:numId="16">
-    <w:abstractNumId w:val="0"/>
-    <w:lvlOverride w:ilvl="0">
-      <w:startOverride w:val="1"/>
-    </w:lvlOverride>
-  </w:num>
-  <w:num w:numId="17">
-    <w:abstractNumId w:val="0"/>
-    <w:lvlOverride w:ilvl="0">
-      <w:startOverride w:val="1"/>
-    </w:lvlOverride>
-  </w:num>
-  <w:num w:numId="18">
-    <w:abstractNumId w:val="0"/>
-    <w:lvlOverride w:ilvl="0">
-      <w:startOverride w:val="1"/>
-    </w:lvlOverride>
-  </w:num>
-  <w:num w:numId="19">
-    <w:abstractNumId w:val="0"/>
-    <w:lvlOverride w:ilvl="0">
-      <w:startOverride w:val="1"/>
-    </w:lvlOverride>
-  </w:num>
-  <w:num w:numId="20">
-    <w:abstractNumId w:val="0"/>
-    <w:lvlOverride w:ilvl="0">
-      <w:startOverride w:val="1"/>
-    </w:lvlOverride>
-  </w:num>
-  <w:num w:numId="21">
-    <w:abstractNumId w:val="0"/>
-    <w:lvlOverride w:ilvl="0">
-      <w:startOverride w:val="1"/>
-    </w:lvlOverride>
-  </w:num>
-  <w:num w:numId="22">
-    <w:abstractNumId w:val="0"/>
-    <w:lvlOverride w:ilvl="0">
-      <w:startOverride w:val="1"/>
-    </w:lvlOverride>
-  </w:num>
-  <w:num w:numId="23">
-    <w:abstractNumId w:val="0"/>
-    <w:lvlOverride w:ilvl="0">
-      <w:startOverride w:val="1"/>
-    </w:lvlOverride>
-  </w:num>
-  <w:num w:numId="24">
-    <w:abstractNumId w:val="0"/>
-    <w:lvlOverride w:ilvl="0">
-      <w:startOverride w:val="1"/>
-    </w:lvlOverride>
-  </w:num>
-  <w:num w:numId="25">
+  <w:num w:numId="13" w16cid:durableId="380524233">
+    <w:abstractNumId w:val="0"/>
+    <w:lvlOverride w:ilvl="0">
+      <w:startOverride w:val="1"/>
+    </w:lvlOverride>
+  </w:num>
+  <w:num w:numId="14" w16cid:durableId="1470243962">
+    <w:abstractNumId w:val="0"/>
+    <w:lvlOverride w:ilvl="0">
+      <w:startOverride w:val="1"/>
+    </w:lvlOverride>
+  </w:num>
+  <w:num w:numId="15" w16cid:durableId="1639219144">
+    <w:abstractNumId w:val="0"/>
+    <w:lvlOverride w:ilvl="0">
+      <w:startOverride w:val="1"/>
+    </w:lvlOverride>
+  </w:num>
+  <w:num w:numId="16" w16cid:durableId="420833310">
+    <w:abstractNumId w:val="0"/>
+    <w:lvlOverride w:ilvl="0">
+      <w:startOverride w:val="1"/>
+    </w:lvlOverride>
+  </w:num>
+  <w:num w:numId="17" w16cid:durableId="1895312534">
+    <w:abstractNumId w:val="0"/>
+    <w:lvlOverride w:ilvl="0">
+      <w:startOverride w:val="1"/>
+    </w:lvlOverride>
+  </w:num>
+  <w:num w:numId="18" w16cid:durableId="1123034697">
+    <w:abstractNumId w:val="0"/>
+    <w:lvlOverride w:ilvl="0">
+      <w:startOverride w:val="1"/>
+    </w:lvlOverride>
+  </w:num>
+  <w:num w:numId="19" w16cid:durableId="1355379144">
+    <w:abstractNumId w:val="0"/>
+    <w:lvlOverride w:ilvl="0">
+      <w:startOverride w:val="1"/>
+    </w:lvlOverride>
+  </w:num>
+  <w:num w:numId="20" w16cid:durableId="1889535679">
+    <w:abstractNumId w:val="0"/>
+    <w:lvlOverride w:ilvl="0">
+      <w:startOverride w:val="1"/>
+    </w:lvlOverride>
+  </w:num>
+  <w:num w:numId="21" w16cid:durableId="1685090266">
+    <w:abstractNumId w:val="0"/>
+    <w:lvlOverride w:ilvl="0">
+      <w:startOverride w:val="1"/>
+    </w:lvlOverride>
+  </w:num>
+  <w:num w:numId="22" w16cid:durableId="1152672125">
+    <w:abstractNumId w:val="0"/>
+    <w:lvlOverride w:ilvl="0">
+      <w:startOverride w:val="1"/>
+    </w:lvlOverride>
+  </w:num>
+  <w:num w:numId="23" w16cid:durableId="612640841">
+    <w:abstractNumId w:val="0"/>
+    <w:lvlOverride w:ilvl="0">
+      <w:startOverride w:val="1"/>
+    </w:lvlOverride>
+  </w:num>
+  <w:num w:numId="24" w16cid:durableId="490608245">
+    <w:abstractNumId w:val="0"/>
+    <w:lvlOverride w:ilvl="0">
+      <w:startOverride w:val="1"/>
+    </w:lvlOverride>
+  </w:num>
+  <w:num w:numId="25" w16cid:durableId="704796220">
     <w:abstractNumId w:val="0"/>
     <w:lvlOverride w:ilvl="0">
       <w:startOverride w:val="1"/>

--- a/ベビーシッター業務委託契約書_修正版.docx
+++ b/ベビーシッター業務委託契約書_修正版.docx
@@ -16,7 +16,7 @@
         <w:rPr>
           <w:rFonts w:hint="eastAsia"/>
         </w:rPr>
-        <w:t xml:space="preserve">株式会社スペースバンク（以下「甲」という）と堀田由佳（以下「乙」という）は、甲の代表取締役である中野邦人（以下「代表者」という）の子である向虹および由逸（以下「本件児童」という）の保育業務（以下「本件業務」という）について、次のとおり業務委託契約（以下「本契約」という）を締結する。</w:t>
+        <w:t xml:space="preserve">株式会社ワイン・ラ・ターブル（以下「甲」という）、堀田由佳（以下「乙」という）および中野邦人（以下「丙」という）は、丙の子である向虹および由逸（以下「本件児童」という）の保育業務（以下「本件業務」という）について、次のとおり業務委託契約（以下「本契約」という）を締結する。</w:t>
       </w:r>
     </w:p>
     <w:p>
@@ -29,7 +29,7 @@
     </w:p>
     <w:p>
       <w:r>
-        <w:t xml:space="preserve">乙は、甲の指定する場所（東京都港区赤坂9－7－7 ザ・リッツ・カールトン・レジデンス1211号室。以下「指定場所」という）において、本件児童の見守り、遊び相手、食事等の身の回りの世話を行う。</w:t>
+        <w:t xml:space="preserve">乙は、丙の指定する場所（東京都港区赤坂9－7－7 ザ・リッツ・カールトン・レジデンス1211号室。以下「指定場所」という）において、本件児童の見守り、遊び相手、食事等の身の回りの世話を行う。</w:t>
       </w:r>
     </w:p>
     <w:p>
@@ -49,7 +49,7 @@
         </w:numPr>
       </w:pPr>
       <w:r>
-        <w:t xml:space="preserve">乙は、毎週末のうち代表者が本件児童と過ごす日（以下「定例日」という）の13:00〜18:00、指定場所にて本件業務を行う。</w:t>
+        <w:t xml:space="preserve">乙は、毎週末のうち丙が本件児童と過ごす日（以下「定例日」という）の13:00〜18:00、指定場所にて本件業務を行う。</w:t>
       </w:r>
     </w:p>
     <w:p>
@@ -61,7 +61,7 @@
         </w:numPr>
       </w:pPr>
       <w:r>
-        <w:t xml:space="preserve">定例日は、原則として土曜日とする。定例日以外の週末の日（原則として日曜日）の業務は、代表者の配偶者である理紗（以下「代表者の配偶者」という）との共同保育を基本とする。</w:t>
+        <w:t xml:space="preserve">定例日は、原則として土曜日とする。定例日以外の週末の日（原則として日曜日）の業務は、丙の配偶者である理紗（以下「丙の配偶者」という）との共同保育を基本とする。</w:t>
       </w:r>
     </w:p>
     <w:p>
@@ -73,7 +73,7 @@
         </w:numPr>
       </w:pPr>
       <w:r>
-        <w:t xml:space="preserve">代表者の出張等により定例日が日曜日となる場合、甲は事前に乙へ通知し、乙は、既に他の予定がある場合を除き、日曜日の13:00〜18:00に本件業務を行う。この場合、土曜日の業務は、代表者の配偶者との共同保育とする。</w:t>
+        <w:t xml:space="preserve">丙の出張等により定例日が日曜日となる場合、丙は事前に乙へ通知し、乙は、既に他の予定がある場合を除き、日曜日の13:00〜18:00に本件業務を行う。この場合、土曜日の業務は、丙の配偶者との共同保育とする。</w:t>
       </w:r>
     </w:p>
     <w:p>
@@ -85,7 +85,7 @@
         </w:numPr>
       </w:pPr>
       <w:r>
-        <w:t xml:space="preserve">甲は、定例日の予定を事前に乙へ共有し、乙はこれに基本的に協力する。乙の都合がつかない場合は、速やかに代表者または代表者の配偶者へ連絡し、甲乙協議のうえ調整する。</w:t>
+        <w:t xml:space="preserve">丙は、定例日の予定を事前に乙へ共有し、乙はこれに基本的に協力する。乙の都合がつかない場合は、速やかに丙または丙の配偶者へ連絡し、甲乙丙協議のうえ調整する。</w:t>
       </w:r>
     </w:p>
     <w:p>
@@ -97,7 +97,7 @@
         </w:numPr>
       </w:pPr>
       <w:r>
-        <w:t xml:space="preserve">乙は、定例日において、代表者に保育上の負担が生じないよう、主として向虹の保育を担当する。由逸については、就寝中その他乙が単独で見守ることができる状況では乙が見守り、乙一人での対応が困難な場合は代表者の配偶者が対応する。</w:t>
+        <w:t xml:space="preserve">乙は、定例日において、丙に保育上の負担が生じないよう、主として向虹の保育を担当する。由逸については、就寝中その他乙が単独で見守ることができる状況では乙が見守り、乙一人での対応が困難な場合は丙の配偶者が対応する。</w:t>
       </w:r>
     </w:p>
     <w:p>
@@ -121,7 +121,7 @@
         </w:numPr>
       </w:pPr>
       <w:r>
-        <w:t xml:space="preserve">平日その他定例日以外の業務日および業務時間は、乙の予定を考慮のうえ、代表者の配偶者と乙がその都度協議して決定する。平日の業務は、食事・入浴等のお世話および片付けを含み、21時を目安に終了する。</w:t>
+        <w:t xml:space="preserve">平日その他定例日以外の業務日および業務時間は、乙の予定を考慮のうえ、丙の配偶者と乙がその都度協議して決定する。平日の業務は、食事・入浴等のお世話および片付けを含み、21時を目安に終了する。</w:t>
       </w:r>
     </w:p>
     <w:p>
@@ -142,7 +142,7 @@
         </w:numPr>
       </w:pPr>
       <w:r>
-        <w:t xml:space="preserve">代表者または代表者の配偶者が延長を希望する場合、第2条の定例日の業務時間を延長し、13:00〜21:00とすることができる。この場合、代表者または代表者の配偶者は、原則として1週間前までに乙へ通知する。</w:t>
+        <w:t xml:space="preserve">丙または丙の配偶者が延長を希望する場合、第2条の定例日の業務時間を延長し、13:00〜21:00とすることができる。この場合、丙または丙の配偶者は、原則として1週間前までに乙へ通知する。</w:t>
       </w:r>
     </w:p>
     <w:p>
@@ -210,7 +210,7 @@
         </w:numPr>
       </w:pPr>
       <w:r>
-        <w:t>乙の都合により定例日の本件業務を実施できなかった場合は、甲乙協議のうえ、代替日を設定し、または当該日に相当する報酬を減額するものとする。</w:t>
+        <w:t xml:space="preserve">乙の都合により定例日の本件業務を実施できなかった場合は、甲乙丙協議のうえ、代替日を設定し、または当該日に相当する報酬を減額するものとする。</w:t>
       </w:r>
     </w:p>
     <w:p>
@@ -291,7 +291,7 @@
         </w:numPr>
       </w:pPr>
       <w:r>
-        <w:t xml:space="preserve">甲の依頼により乙が本件児童2名を短期の宿泊を伴って預かる場合（以下「宿泊預かり」という）は、本件児童2名分として1泊につき30,000円を第4条の報酬とは別に支払う。</w:t>
+        <w:t xml:space="preserve">丙の依頼により乙が本件児童2名を短期の宿泊を伴って預かる場合（以下「宿泊預かり」という）は、甲は乙に対し、本件児童2名分として1泊につき30,000円を第4条の報酬とは別に支払う。</w:t>
       </w:r>
     </w:p>
     <w:p>
@@ -303,7 +303,7 @@
         </w:numPr>
       </w:pPr>
       <w:r>
-        <w:t>宿泊預かりの日時および条件は、事前に甲乙協議のうえ定める。</w:t>
+        <w:t xml:space="preserve">宿泊預かりの日時および条件は、事前に甲乙丙協議のうえ定める。</w:t>
       </w:r>
     </w:p>
     <w:p>
@@ -323,7 +323,7 @@
         </w:numPr>
       </w:pPr>
       <w:r>
-        <w:t>甲の依頼により、乙が平日に仕事を休んで本件業務を行った日については、1日につき本件児童1人あたり5,000円を第4条の報酬とは別に支払う。</w:t>
+        <w:t xml:space="preserve">丙または丙の配偶者の依頼により、乙が平日に仕事を休んで本件業務を行った日については、甲は乙に対し、1日につき本件児童1人あたり5,000円を第4条の報酬とは別に支払う。</w:t>
       </w:r>
     </w:p>
     <w:p>
@@ -335,7 +335,7 @@
         </w:numPr>
       </w:pPr>
       <w:r>
-        <w:t xml:space="preserve">前項は、事前に代表者または代表者の配偶者が乙の休業を依頼し、または承諾した場合に限る。</w:t>
+        <w:t xml:space="preserve">前項は、事前に丙または丙の配偶者が乙の休業を依頼し、または承諾した場合に限る。</w:t>
       </w:r>
     </w:p>
     <w:p>
@@ -348,7 +348,7 @@
     </w:p>
     <w:p>
       <w:r>
-        <w:t>海外旅行その他の長期旅行時の業務および報酬は、その都度甲乙協議のうえ定める。</w:t>
+        <w:t xml:space="preserve">海外旅行その他の長期旅行時の業務および報酬は、その都度甲乙丙協議のうえ定める。</w:t>
       </w:r>
     </w:p>
     <w:p>
@@ -380,7 +380,7 @@
         </w:numPr>
       </w:pPr>
       <w:r>
-        <w:t>期間満了後の継続の可否および条件は、満了の1か月前までに甲乙協議のうえ定める。</w:t>
+        <w:t xml:space="preserve">期間満了後の継続の可否および条件は、満了の1か月前までに甲乙丙協議のうえ定める。</w:t>
       </w:r>
     </w:p>
     <w:p>
@@ -393,7 +393,7 @@
     </w:p>
     <w:p>
       <w:r>
-        <w:t>甲および乙は、契約期間中、本契約を解除することができない。ただし、次の場合はこの限りでない。</w:t>
+        <w:t xml:space="preserve">甲、乙および丙は、契約期間中、本契約を解除することができない。ただし、次の場合はこの限りでない。</w:t>
       </w:r>
     </w:p>
     <w:p>
@@ -417,7 +417,7 @@
         </w:numPr>
       </w:pPr>
       <w:r>
-        <w:t>甲乙双方が書面により合意した場合</w:t>
+        <w:t xml:space="preserve">甲乙丙全員が書面により合意した場合</w:t>
       </w:r>
     </w:p>
     <w:p>
@@ -437,7 +437,7 @@
         </w:numPr>
       </w:pPr>
       <w:r>
-        <w:t>甲は、2026年12月24日または甲が指定する日（以下「記念日」という）について、乙に本件児童2名の保育を依頼し、乙はこれを承諾する。ただし、記念日の18時以降の時間は、第3条第2項の延長回数に含まれるものとする。</w:t>
+        <w:t xml:space="preserve">丙は、2026年12月24日または丙が指定する日（以下「記念日」という）について、乙に本件児童2名の保育を依頼し、乙はこれを承諾する。ただし、記念日の18時以降の時間は、第3条第2項の延長回数に含まれるものとする。</w:t>
       </w:r>
     </w:p>
     <w:p>
@@ -449,7 +449,7 @@
         </w:numPr>
       </w:pPr>
       <w:r>
-        <w:t>乙は、向虹の受験に関する学校説明会および考査当日については、あらかじめ甲から日程の共有を受けたうえで、本件児童の保育を必ず行う。</w:t>
+        <w:t xml:space="preserve">乙は、向虹の受験に関する学校説明会および考査当日については、あらかじめ丙から日程の共有を受けたうえで、本件児童の保育を必ず行う。</w:t>
       </w:r>
     </w:p>
     <w:p>
@@ -461,7 +461,7 @@
         </w:numPr>
       </w:pPr>
       <w:r>
-        <w:t>前項以外の塾、模試、面談その他受験に関する予定のための保育については、乙の予定を優先し、甲乙協議のうえ調整する。</w:t>
+        <w:t xml:space="preserve">前項以外の塾、模試、面談その他受験に関する予定のための保育については、乙の予定を優先し、甲乙丙協議のうえ調整する。</w:t>
       </w:r>
     </w:p>
     <w:p>
@@ -473,7 +473,7 @@
         </w:numPr>
       </w:pPr>
       <w:r>
-        <w:t xml:space="preserve">向虹の受験等のため、代表者または代表者の配偶者から本件児童の保育園等へのお迎えを依頼された場合、乙は、協議のうえこれに対応する。</w:t>
+        <w:t xml:space="preserve">向虹の受験等のため、丙または丙の配偶者から本件児童の保育園等へのお迎えを依頼された場合、乙は、協議のうえこれに対応する。</w:t>
       </w:r>
     </w:p>
     <w:p>
@@ -493,7 +493,7 @@
         </w:numPr>
       </w:pPr>
       <w:r>
-        <w:t>乙は、甲から共有された本件児童の健康状態、アレルギー、緊急連絡先等の情報に基づき、本件児童の安全に十分配慮して本件業務を行う。</w:t>
+        <w:t xml:space="preserve">乙は、丙または丙の配偶者から共有された本件児童の健康状態、アレルギー、緊急連絡先等の情報に基づき、本件児童の安全に十分配慮して本件業務を行う。</w:t>
       </w:r>
     </w:p>
     <w:p>
@@ -505,7 +505,7 @@
         </w:numPr>
       </w:pPr>
       <w:r>
-        <w:t xml:space="preserve">乙は、本件児童に体調不良・怪我等が生じた場合は、直ちに代表者または代表者の配偶者へ連絡する。</w:t>
+        <w:t xml:space="preserve">乙は、本件児童に体調不良・怪我等が生じた場合は、直ちに丙または丙の配偶者へ連絡する。</w:t>
       </w:r>
     </w:p>
     <w:p>
@@ -517,7 +517,7 @@
         </w:numPr>
       </w:pPr>
       <w:r>
-        <w:t xml:space="preserve">緊急時は、乙の判断で本件児童を医療機関に受診させ、または救急要請をすることができ、その費用は甲が負担する。この場合、乙は速やかに代表者または代表者の配偶者へ連絡する。</w:t>
+        <w:t xml:space="preserve">緊急時は、乙の判断で本件児童を医療機関に受診させ、または救急要請をすることができ、その費用は丙が負担する。この場合、乙は速やかに丙または丙の配偶者へ連絡する。</w:t>
       </w:r>
     </w:p>
     <w:p>
@@ -529,7 +529,7 @@
         </w:numPr>
       </w:pPr>
       <w:r>
-        <w:t xml:space="preserve">乙は、自らの体調不良、感染症の罹患またはそのおそれがある場合、本件児童への感染を防ぐため、速やかに代表者または代表者の配偶者へ連絡し、その指示に従う。</w:t>
+        <w:t xml:space="preserve">乙は、自らの体調不良、感染症の罹患またはそのおそれがある場合、本件児童への感染を防ぐため、速やかに丙または丙の配偶者へ連絡し、その指示に従う。</w:t>
       </w:r>
     </w:p>
     <w:p>
@@ -566,7 +566,7 @@
         </w:numPr>
       </w:pPr>
       <w:r>
-        <w:t xml:space="preserve">代表者または代表者の配偶者の事前の承諾なく、本件児童を指定場所外へ連れ出すこと</w:t>
+        <w:t xml:space="preserve">丙または丙の配偶者の事前の承諾なく、本件児童を指定場所外へ連れ出すこと</w:t>
       </w:r>
     </w:p>
     <w:p>
@@ -578,7 +578,7 @@
         </w:numPr>
       </w:pPr>
       <w:r>
-        <w:t>甲の事前の承諾なく、第三者に本件業務を行わせ、または本件児童を第三者に預けること</w:t>
+        <w:t xml:space="preserve">丙または丙の配偶者の事前の承諾なく、第三者に本件業務を行わせ、または本件児童を第三者に預けること</w:t>
       </w:r>
     </w:p>
     <w:p>
@@ -590,7 +590,7 @@
         </w:numPr>
       </w:pPr>
       <w:r>
-        <w:t>甲の承諾なく、本件児童の写真・動画を撮影し、またはSNS等で公開すること</w:t>
+        <w:t xml:space="preserve">丙または丙の配偶者の承諾なく、本件児童の写真・動画を撮影し、またはSNS等で公開すること</w:t>
       </w:r>
     </w:p>
     <w:p>
@@ -615,7 +615,7 @@
     </w:p>
     <w:p>
       <w:r>
-        <w:t xml:space="preserve">乙は、本件業務により知り得た甲、代表者およびその家族に関する情報（個人情報および指定場所に関する情報を含む）を、第三者に開示または漏洩せず、本契約の目的以外に使用してはならない。本契約の終了後も同様とする。</w:t>
+        <w:t xml:space="preserve">乙は、本件業務により知り得た甲、丙およびその家族に関する情報（個人情報および指定場所に関する情報を含む）を、第三者に開示または漏洩せず、本契約の目的以外に使用してはならない。本契約の終了後も同様とする。</w:t>
       </w:r>
     </w:p>
     <w:p>
@@ -628,7 +628,7 @@
     </w:p>
     <w:p>
       <w:r>
-        <w:t xml:space="preserve">乙は、故意または重過失により甲、代表者または本件児童に損害を与えた場合、その損害を賠償する責任を負う。</w:t>
+        <w:t xml:space="preserve">乙は、故意または重過失により甲、丙または本件児童に損害を与えた場合、その損害を賠償する責任を負う。</w:t>
       </w:r>
     </w:p>
     <w:p>
@@ -649,7 +649,7 @@
     </w:p>
     <w:p>
       <w:r>
-        <w:t>本契約は、乙が独立した立場で本件業務を行う業務委託契約であり、甲乙間に雇用関係は生じない。</w:t>
+        <w:t xml:space="preserve">本契約は、乙が独立した立場で本件業務を行う業務委託契約であり、甲乙間および乙丙間に雇用関係は生じない。</w:t>
       </w:r>
     </w:p>
     <w:p>
@@ -663,7 +663,7 @@
     </w:p>
     <w:p>
       <w:r>
-        <w:t>甲および乙は、自らが暴力団、暴力団員、その他反社会的勢力に該当せず、将来にわたっても該当しないことを相互に表明し、保証する。相手方がこれに違反した場合、甲または乙は、催告なく直ちに本契約を解除することができる。</w:t>
+        <w:t xml:space="preserve">甲、乙および丙は、自らが暴力団、暴力団員、その他反社会的勢力に該当せず、将来にわたっても該当しないことを相互に表明し、保証する。いずれかの当事者がこれに違反した場合、他の当事者は、催告なく直ちに本契約を解除することができる。</w:t>
       </w:r>
     </w:p>
     <w:p>
@@ -683,7 +683,7 @@
         </w:numPr>
       </w:pPr>
       <w:r>
-        <w:t xml:space="preserve">本契約は甲乙の信頼関係に基づくものであり、業務の日時・内容その他の運用については、甲（代表者および代表者の配偶者を含む）および乙が適宜相談のうえ、柔軟に決めるものとする。</w:t>
+        <w:t xml:space="preserve">本契約は甲乙丙の信頼関係に基づくものであり、業務の日時・内容その他の運用については、甲、乙および丙（丙の配偶者を含む）が適宜相談のうえ、柔軟に決めるものとする。</w:t>
       </w:r>
     </w:p>
     <w:p>
@@ -695,7 +695,7 @@
         </w:numPr>
       </w:pPr>
       <w:r>
-        <w:t>本契約の内容は、契約期間中であっても、甲乙合意のうえ変更することができる。</w:t>
+        <w:t xml:space="preserve">本契約の内容は、契約期間中であっても、甲乙丙合意のうえ変更することができる。</w:t>
       </w:r>
     </w:p>
     <w:p>
@@ -707,7 +707,7 @@
         </w:numPr>
       </w:pPr>
       <w:r>
-        <w:t>本契約に定めのない事項または解釈に疑義が生じた事項は、甲乙が誠実に協議して解決する。</w:t>
+        <w:t xml:space="preserve">本契約に定めのない事項または解釈に疑義が生じた事項は、甲乙丙が誠実に協議して解決する。</w:t>
       </w:r>
     </w:p>
     <w:p>
@@ -725,7 +725,7 @@
     </w:p>
     <w:p>
       <w:r>
-        <w:t>本契約の成立を証するため、本書2通を作成し、甲乙記名押印のうえ、各1通を保有する。</w:t>
+        <w:t xml:space="preserve">本契約の成立を証するため、本書3通を作成し、甲乙丙記名押印のうえ、各1通を保有する。</w:t>
       </w:r>
     </w:p>
     <w:p>
@@ -750,12 +750,12 @@
     </w:p>
     <w:p>
       <w:r>
-        <w:t xml:space="preserve">甲　所在地：東京都港区赤坂9-7-7-1211</w:t>
-      </w:r>
-    </w:p>
-    <w:p>
-      <w:r>
-        <w:t xml:space="preserve">　　名称：株式会社スペースバンク</w:t>
+        <w:t xml:space="preserve">甲　所在地：千葉県船橋市西習志野1-30-12</w:t>
+      </w:r>
+    </w:p>
+    <w:p>
+      <w:r>
+        <w:t xml:space="preserve">　　名称：株式会社ワイン・ラ・ターブル</w:t>
       </w:r>
     </w:p>
     <w:p>
@@ -766,7 +766,7 @@
         <w:rPr>
           <w:rFonts w:hint="eastAsia"/>
         </w:rPr>
-        <w:t xml:space="preserve">　　代表取締役　中野邦人　　　　印</w:t>
+        <w:t xml:space="preserve">　　代表取締役　疋田一久　　　　印</w:t>
       </w:r>
     </w:p>
     <w:p>
@@ -777,6 +777,16 @@
     <w:p>
       <w:r>
         <w:t xml:space="preserve">　　氏名：堀田由佳　　　　　　　印</w:t>
+      </w:r>
+    </w:p>
+    <w:p>
+      <w:r>
+        <w:t>丙　住所：東京都港区赤坂9-7-7-1211</w:t>
+      </w:r>
+    </w:p>
+    <w:p>
+      <w:r>
+        <w:t xml:space="preserve">　　氏名：中野邦人　　　　　　　印</w:t>
       </w:r>
     </w:p>
     <w:sectPr>

--- a/ベビーシッター業務委託契約書_修正版.docx
+++ b/ベビーシッター業務委託契約書_修正版.docx
@@ -16,7 +16,7 @@
         <w:rPr>
           <w:rFonts w:hint="eastAsia"/>
         </w:rPr>
-        <w:t xml:space="preserve">株式会社ワイン・ラ・ターブル（以下「甲」という）、堀田由佳（以下「乙」という）および中野邦人（以下「丙」という）は、丙の子である向虹および由逸（以下「本件児童」という）の保育業務（以下「本件業務」という）について、次のとおり業務委託契約（以下「本契約」という）を締結する。</w:t>
+        <w:t xml:space="preserve">〔株式会社〕N’s Drive（以下「甲」という）、堀田由佳（以下「乙」という）および中野邦人（以下「丙」という）は、丙の子である向虹および由逸（以下「本件児童」という）の保育業務（以下「本件業務」という）について、次のとおり業務委託契約（以下「本契約」という）を締結する。</w:t>
       </w:r>
     </w:p>
     <w:p>
@@ -750,12 +750,12 @@
     </w:p>
     <w:p>
       <w:r>
-        <w:t xml:space="preserve">甲　所在地：千葉県船橋市西習志野1-30-12</w:t>
-      </w:r>
-    </w:p>
-    <w:p>
-      <w:r>
-        <w:t xml:space="preserve">　　名称：株式会社ワイン・ラ・ターブル</w:t>
+        <w:t xml:space="preserve">甲　所在地：〔　　　　　　　　〕</w:t>
+      </w:r>
+    </w:p>
+    <w:p>
+      <w:r>
+        <w:t xml:space="preserve">　　名称：〔株式会社〕N’s Drive</w:t>
       </w:r>
     </w:p>
     <w:p>
@@ -766,7 +766,7 @@
         <w:rPr>
           <w:rFonts w:hint="eastAsia"/>
         </w:rPr>
-        <w:t xml:space="preserve">　　代表取締役　疋田一久　　　　印</w:t>
+        <w:t xml:space="preserve">　　代表取締役　中川〔　　〕　　　印</w:t>
       </w:r>
     </w:p>
     <w:p>

--- a/ベビーシッター業務委託契約書_修正版.docx
+++ b/ベビーシッター業務委託契約書_修正版.docx
@@ -16,7 +16,7 @@
         <w:rPr>
           <w:rFonts w:hint="eastAsia"/>
         </w:rPr>
-        <w:t xml:space="preserve">〔株式会社〕N’s Drive（以下「甲」という）、堀田由佳（以下「乙」という）および中野邦人（以下「丙」という）は、丙の子である向虹および由逸（以下「本件児童」という）の保育業務（以下「本件業務」という）について、次のとおり業務委託契約（以下「本契約」という）を締結する。</w:t>
+        <w:t xml:space="preserve">株式会社エヌズドライブ（以下「甲」という）、堀田由佳（以下「乙」という）および中野邦人（以下「丙」という）は、丙の子である向虹および由逸（以下「本件児童」という）の保育業務（以下「本件業務」という）について、次のとおり業務委託契約（以下「本契約」という）を締結する。</w:t>
       </w:r>
     </w:p>
     <w:p>
@@ -724,11 +724,17 @@
       </w:r>
     </w:p>
     <w:p>
+      <w:pPr>
+        <w:keepNext/>
+      </w:pPr>
       <w:r>
         <w:t xml:space="preserve">本契約の成立を証するため、本書3通を作成し、甲乙丙記名押印のうえ、各1通を保有する。</w:t>
       </w:r>
     </w:p>
     <w:p>
+      <w:pPr>
+        <w:keepNext/>
+      </w:pPr>
       <w:r>
         <w:rPr>
           <w:rFonts w:hint="eastAsia"/>
@@ -749,37 +755,53 @@
       </w:r>
     </w:p>
     <w:p>
-      <w:r>
-        <w:t xml:space="preserve">甲　所在地：〔　　　　　　　　〕</w:t>
-      </w:r>
-    </w:p>
-    <w:p>
-      <w:r>
-        <w:t xml:space="preserve">　　名称：〔株式会社〕N’s Drive</w:t>
-      </w:r>
-    </w:p>
-    <w:p>
-      <w:pPr>
+      <w:pPr>
+        <w:keepNext/>
+      </w:pPr>
+      <w:r>
+        <w:t xml:space="preserve">甲　所在地：東京都渋谷区本町五丁目23番8号</w:t>
+      </w:r>
+    </w:p>
+    <w:p>
+      <w:pPr>
+        <w:keepNext/>
+      </w:pPr>
+      <w:r>
+        <w:t xml:space="preserve">　　名称：株式会社エヌズドライブ</w:t>
+      </w:r>
+    </w:p>
+    <w:p>
+      <w:pPr>
+        <w:keepNext/>
         <w:ind w:firstLineChars="500" w:firstLine="1100"/>
       </w:pPr>
       <w:r>
         <w:rPr>
           <w:rFonts w:hint="eastAsia"/>
         </w:rPr>
-        <w:t xml:space="preserve">　　代表取締役　中川〔　　〕　　　印</w:t>
-      </w:r>
-    </w:p>
-    <w:p>
+        <w:t xml:space="preserve">代表取締役　中川美紀雄　　　　印</w:t>
+      </w:r>
+    </w:p>
+    <w:p>
+      <w:pPr>
+        <w:keepNext/>
+      </w:pPr>
       <w:r>
         <w:t>乙　住所：〔　　　　　　　　〕</w:t>
       </w:r>
     </w:p>
     <w:p>
+      <w:pPr>
+        <w:keepNext/>
+      </w:pPr>
       <w:r>
         <w:t xml:space="preserve">　　氏名：堀田由佳　　　　　　　印</w:t>
       </w:r>
     </w:p>
     <w:p>
+      <w:pPr>
+        <w:keepNext/>
+      </w:pPr>
       <w:r>
         <w:t>丙　住所：東京都港区赤坂9-7-7-1211</w:t>
       </w:r>

--- a/ベビーシッター業務委託契約書_修正版.docx
+++ b/ベビーシッター業務委託契約書_修正版.docx
@@ -97,7 +97,7 @@
         </w:numPr>
       </w:pPr>
       <w:r>
-        <w:t xml:space="preserve">乙は、定例日において、丙に保育上の負担が生じないよう、主として向虹の保育を担当する。由逸については、就寝中その他乙が単独で見守ることができる状況では乙が見守り、乙一人での対応が困難な場合は丙の配偶者が対応する。</w:t>
+        <w:t xml:space="preserve">乙は、定例日において、丙に保育上の負担が生じないよう、主として向虹の保育を担当する。由逸については、就寝中その他乙が単独で見守ることができる状況では乙が見守り、乙一人での対応が困難な場合は丙または丙の配偶者が対応する。</w:t>
       </w:r>
     </w:p>
     <w:p>
@@ -109,7 +109,7 @@
         </w:numPr>
       </w:pPr>
       <w:r>
-        <w:t>乙は、定例日の業務時間中、指定場所から外出しないものとする。</w:t>
+        <w:t xml:space="preserve">乙は、定例日の業務時間中、指定場所から外出しないものとする。ただし、丙または丙の配偶者の許可を得た場合は、本件児童を連れて近所の公園等へ散歩等に出ることができる。</w:t>
       </w:r>
     </w:p>
     <w:p>
